--- a/vendors/paper-136-8b3a6d3f/paper-value-report.docx
+++ b/vendors/paper-136-8b3a6d3f/paper-value-report.docx
@@ -682,7 +682,7 @@
                 <w:b w:val="0"/>
                 <w:sz w:val="18"/>
               </w:rPr>
-              <w:t>200마리 이상·800회 이상</w:t>
+              <w:t>200마리 이상·800회 이상 (2025년 기준)</w:t>
             </w:r>
           </w:p>
         </w:tc>
@@ -701,7 +701,7 @@
                 <w:b w:val="0"/>
                 <w:sz w:val="18"/>
               </w:rPr>
-              <w:t>병원 집계 시점과 출처를 확인해 드리기 전까지 보류</w:t>
+              <w:t>누적 혈액투석 환자 250마리 이상, 세션 900회 이상 (2026년 9월 기준 병원 집계) — 반드시 시점을 함께 표기</w:t>
             </w:r>
           </w:p>
         </w:tc>

--- a/vendors/paper-136-8b3a6d3f/paper-value-report.docx
+++ b/vendors/paper-136-8b3a6d3f/paper-value-report.docx
@@ -265,7 +265,7 @@
           <w:b/>
           <w:sz w:val="20"/>
         </w:rPr>
-        <w:t>국내 동물병원이 낸 첫 신대체요법 코호트 논문입니다(PubMed 기준).</w:t>
+        <w:t>국내 동물병원 최초의 신대체요법 코호트 논문입니다(PubMed 기준).</w:t>
       </w:r>
       <w:r>
         <w:rPr>
@@ -602,7 +602,7 @@
                 <w:b w:val="0"/>
                 <w:sz w:val="18"/>
               </w:rPr>
-              <w:t>국내 최초 (단독)</w:t>
+              <w:t>국내 최초 (근거 없이 단독)</w:t>
             </w:r>
           </w:p>
         </w:tc>
@@ -621,7 +621,7 @@
                 <w:b w:val="0"/>
                 <w:sz w:val="18"/>
               </w:rPr>
-              <w:t>국내 동물병원이 낸 첫 신대체요법 코호트 논문(PubMed 기준)</w:t>
+              <w:t>국내 동물병원 최초의 신대체요법 코호트 논문(PubMed 기준) — 이 형태로는 사용</w:t>
             </w:r>
           </w:p>
         </w:tc>
